--- a/（新）青藏高原建设项目生态准入判定研究设计方案.docx
+++ b/（新）青藏高原建设项目生态准入判定研究设计方案.docx
@@ -157,23 +157,7 @@
           <w:rFonts w:ascii="宋体" w:eastAsia="宋体" w:hAnsi="宋体"/>
           <w:sz w:val="24"/>
         </w:rPr>
-        <w:t>统的人工查阅方式效率低下，且难以快速应对“某地在某区建设某项目是否合</w:t>
-      </w:r>
-      <w:proofErr w:type="gramStart"/>
-      <w:r>
-        <w:rPr>
-          <w:rFonts w:ascii="宋体" w:eastAsia="宋体" w:hAnsi="宋体"/>
-          <w:sz w:val="24"/>
-        </w:rPr>
-        <w:t>规</w:t>
-      </w:r>
-      <w:proofErr w:type="gramEnd"/>
-      <w:r>
-        <w:rPr>
-          <w:rFonts w:ascii="宋体" w:eastAsia="宋体" w:hAnsi="宋体"/>
-          <w:sz w:val="24"/>
-        </w:rPr>
-        <w:t>”的精准判定需求，亟需智能化手段辅助决策。</w:t>
+        <w:t>统的人工查阅方式效率低下，且难以快速应对“某地在某区建设某项目是否合规”的精准判定需求，亟需智能化手段辅助决策。</w:t>
       </w:r>
     </w:p>
     <w:p>
@@ -255,16 +239,35 @@
           <w:numId w:val="1"/>
         </w:numPr>
         <w:rPr>
+          <w:rFonts w:ascii="宋体" w:eastAsia="宋体" w:hAnsi="宋体"/>
+          <w:sz w:val="24"/>
+        </w:rPr>
+      </w:pPr>
+      <w:r>
+        <w:rPr>
+          <w:rFonts w:ascii="宋体" w:eastAsia="宋体" w:hAnsi="宋体"/>
+          <w:sz w:val="24"/>
+        </w:rPr>
+        <w:t>可解释性：每一结论均精准溯源至具体法律条款，满足行政审批的严谨性要求。</w:t>
+      </w:r>
+    </w:p>
+    <w:p>
+      <w:pPr>
+        <w:numPr>
+          <w:ilvl w:val="0"/>
+          <w:numId w:val="1"/>
+        </w:numPr>
+        <w:rPr>
           <w:rFonts w:ascii="宋体" w:eastAsia="宋体" w:hAnsi="宋体" w:hint="eastAsia"/>
           <w:sz w:val="24"/>
         </w:rPr>
       </w:pPr>
       <w:r>
         <w:rPr>
-          <w:rFonts w:ascii="宋体" w:eastAsia="宋体" w:hAnsi="宋体"/>
-          <w:sz w:val="24"/>
-        </w:rPr>
-        <w:t>可解释性：每一结论均精准溯源至具体法律条款，满足行政审批的严谨性要求。</w:t>
+          <w:rFonts w:ascii="宋体" w:eastAsia="宋体" w:hAnsi="宋体" w:hint="eastAsia"/>
+          <w:sz w:val="24"/>
+        </w:rPr>
+        <w:t>分析监管风向，给出合理的建议。</w:t>
       </w:r>
     </w:p>
     <w:p>
@@ -764,23 +767,7 @@
                 <w:sz w:val="24"/>
               </w:rPr>
               <w:br/>
-              <w:t>(含：单元名称、所属行政区、管</w:t>
-            </w:r>
-            <w:proofErr w:type="gramStart"/>
-            <w:r>
-              <w:rPr>
-                <w:rFonts w:ascii="宋体" w:eastAsia="宋体" w:hAnsi="宋体"/>
-                <w:sz w:val="24"/>
-              </w:rPr>
-              <w:t>控要求</w:t>
-            </w:r>
-            <w:proofErr w:type="gramEnd"/>
-            <w:r>
-              <w:rPr>
-                <w:rFonts w:ascii="宋体" w:eastAsia="宋体" w:hAnsi="宋体"/>
-                <w:sz w:val="24"/>
-              </w:rPr>
-              <w:t>摘要)</w:t>
+              <w:t>(含：单元名称、所属行政区、管控要求摘要)</w:t>
             </w:r>
           </w:p>
         </w:tc>
@@ -815,23 +802,7 @@
                 <w:rFonts w:ascii="宋体" w:eastAsia="宋体" w:hAnsi="宋体"/>
                 <w:sz w:val="24"/>
               </w:rPr>
-              <w:t>生态环境部“分区管控平台”下载各省发布的《生态环境准入清单》Excel版。只保留“单元名称”、“包含乡镇/县”、“管控要求”这三列，其他全</w:t>
-            </w:r>
-            <w:proofErr w:type="gramStart"/>
-            <w:r>
-              <w:rPr>
-                <w:rFonts w:ascii="宋体" w:eastAsia="宋体" w:hAnsi="宋体"/>
-                <w:sz w:val="24"/>
-              </w:rPr>
-              <w:t>删</w:t>
-            </w:r>
-            <w:proofErr w:type="gramEnd"/>
-            <w:r>
-              <w:rPr>
-                <w:rFonts w:ascii="宋体" w:eastAsia="宋体" w:hAnsi="宋体"/>
-                <w:sz w:val="24"/>
-              </w:rPr>
-              <w:t>。</w:t>
+              <w:t>生态环境部“分区管控平台”下载各省发布的《生态环境准入清单》Excel版。只保留“单元名称”、“包含乡镇/县”、“管控要求”这三列，其他全删。</w:t>
             </w:r>
           </w:p>
         </w:tc>
@@ -907,19 +878,8 @@
                 <w:bCs/>
                 <w:sz w:val="24"/>
               </w:rPr>
-              <w:t>③ 行政区划</w:t>
+              <w:t>③ 行政区划层级表</w:t>
             </w:r>
-            <w:proofErr w:type="gramStart"/>
-            <w:r>
-              <w:rPr>
-                <w:rFonts w:ascii="宋体" w:eastAsia="宋体" w:hAnsi="宋体"/>
-                <w:b/>
-                <w:bCs/>
-                <w:sz w:val="24"/>
-              </w:rPr>
-              <w:t>层级表</w:t>
-            </w:r>
-            <w:proofErr w:type="gramEnd"/>
             <w:r>
               <w:rPr>
                 <w:rFonts w:ascii="宋体" w:eastAsia="宋体" w:hAnsi="宋体"/>
@@ -956,21 +916,12 @@
                 <w:sz w:val="24"/>
               </w:rPr>
             </w:pPr>
-            <w:proofErr w:type="gramStart"/>
             <w:r>
               <w:rPr>
                 <w:rFonts w:ascii="宋体" w:eastAsia="宋体" w:hAnsi="宋体"/>
                 <w:sz w:val="24"/>
               </w:rPr>
-              <w:t>民政部官网下载</w:t>
-            </w:r>
-            <w:proofErr w:type="gramEnd"/>
-            <w:r>
-              <w:rPr>
-                <w:rFonts w:ascii="宋体" w:eastAsia="宋体" w:hAnsi="宋体"/>
-                <w:sz w:val="24"/>
-              </w:rPr>
-              <w:t>最新Excel代码表。</w:t>
+              <w:t>民政部官网下载最新Excel代码表。</w:t>
             </w:r>
           </w:p>
         </w:tc>
@@ -1089,23 +1040,7 @@
                 <w:rFonts w:ascii="宋体" w:eastAsia="宋体" w:hAnsi="宋体"/>
                 <w:sz w:val="24"/>
               </w:rPr>
-              <w:t>生态环境</w:t>
-            </w:r>
-            <w:proofErr w:type="gramStart"/>
-            <w:r>
-              <w:rPr>
-                <w:rFonts w:ascii="宋体" w:eastAsia="宋体" w:hAnsi="宋体"/>
-                <w:sz w:val="24"/>
-              </w:rPr>
-              <w:t>部官网</w:t>
-            </w:r>
-            <w:proofErr w:type="gramEnd"/>
-            <w:r>
-              <w:rPr>
-                <w:rFonts w:ascii="宋体" w:eastAsia="宋体" w:hAnsi="宋体"/>
-                <w:sz w:val="24"/>
-              </w:rPr>
-              <w:t>下载PDF/Excel。这是一个标准字典，结构固定，直接转为JSON或CSV存入图谱作为“同义词词典”使用。</w:t>
+              <w:t>生态环境部官网下载PDF/Excel。这是一个标准字典，结构固定，直接转为JSON或CSV存入图谱作为“同义词词典”使用。</w:t>
             </w:r>
           </w:p>
         </w:tc>
@@ -1163,23 +1098,7 @@
           <w:sz w:val="24"/>
         </w:rPr>
         <w:br/>
-        <w:t>用 ③行政区划 把 地点 归一化为 </w:t>
-      </w:r>
-      <w:proofErr w:type="gramStart"/>
-      <w:r>
-        <w:rPr>
-          <w:rFonts w:ascii="宋体" w:eastAsia="宋体" w:hAnsi="宋体"/>
-          <w:sz w:val="24"/>
-        </w:rPr>
-        <w:t>标准县</w:t>
-      </w:r>
-      <w:proofErr w:type="gramEnd"/>
-      <w:r>
-        <w:rPr>
-          <w:rFonts w:ascii="宋体" w:eastAsia="宋体" w:hAnsi="宋体"/>
-          <w:sz w:val="24"/>
-        </w:rPr>
-        <w:t>/乡名</w:t>
+        <w:t>用 ③行政区划 把 地点 归一化为 标准县/乡名</w:t>
       </w:r>
       <w:r>
         <w:rPr>
@@ -1272,115 +1191,6 @@
     </w:p>
     <w:p>
       <w:pPr>
-        <w:numPr>
-          <w:ilvl w:val="0"/>
-          <w:numId w:val="28"/>
-        </w:numPr>
-        <w:rPr>
-          <w:rFonts w:ascii="宋体" w:eastAsia="宋体" w:hAnsi="宋体" w:hint="eastAsia"/>
-          <w:sz w:val="24"/>
-        </w:rPr>
-      </w:pPr>
-      <w:r>
-        <w:rPr>
-          <w:rFonts w:ascii="宋体" w:eastAsia="宋体" w:hAnsi="宋体"/>
-          <w:sz w:val="24"/>
-        </w:rPr>
-        <w:t>行政区划 (③) → 生成“地名映射字典”(JSON)，包含标准名、别名及行政代码。</w:t>
-      </w:r>
-    </w:p>
-    <w:p>
-      <w:pPr>
-        <w:numPr>
-          <w:ilvl w:val="0"/>
-          <w:numId w:val="28"/>
-        </w:numPr>
-        <w:rPr>
-          <w:rFonts w:ascii="宋体" w:eastAsia="宋体" w:hAnsi="宋体" w:hint="eastAsia"/>
-          <w:sz w:val="24"/>
-        </w:rPr>
-      </w:pPr>
-      <w:r>
-        <w:rPr>
-          <w:rFonts w:ascii="宋体" w:eastAsia="宋体" w:hAnsi="宋体"/>
-          <w:sz w:val="24"/>
-        </w:rPr>
-        <w:lastRenderedPageBreak/>
-        <w:t>环评名录 (④) → 提取标准行业分类与别名 → 生成“行业同义词典”(JSON)。</w:t>
-      </w:r>
-    </w:p>
-    <w:p>
-      <w:pPr>
-        <w:numPr>
-          <w:ilvl w:val="0"/>
-          <w:numId w:val="28"/>
-        </w:numPr>
-        <w:rPr>
-          <w:rFonts w:ascii="宋体" w:eastAsia="宋体" w:hAnsi="宋体" w:hint="eastAsia"/>
-          <w:sz w:val="24"/>
-        </w:rPr>
-      </w:pPr>
-      <w:r>
-        <w:rPr>
-          <w:rFonts w:ascii="宋体" w:eastAsia="宋体" w:hAnsi="宋体"/>
-          <w:sz w:val="24"/>
-        </w:rPr>
-        <w:t>清洗管控清单 (②) → 关联行政区代码 → 存入 SQLite (备份) → 提取 (行政区, 建设项目类型, 管</w:t>
-      </w:r>
-      <w:proofErr w:type="gramStart"/>
-      <w:r>
-        <w:rPr>
-          <w:rFonts w:ascii="宋体" w:eastAsia="宋体" w:hAnsi="宋体"/>
-          <w:sz w:val="24"/>
-        </w:rPr>
-        <w:t>控状态</w:t>
-      </w:r>
-      <w:proofErr w:type="gramEnd"/>
-      <w:r>
-        <w:rPr>
-          <w:rFonts w:ascii="宋体" w:eastAsia="宋体" w:hAnsi="宋体"/>
-          <w:sz w:val="24"/>
-        </w:rPr>
-        <w:t>) 三元组 → 定义图谱→ 批量导入 Neo4j，构建生态准入</w:t>
-      </w:r>
-      <w:proofErr w:type="gramStart"/>
-      <w:r>
-        <w:rPr>
-          <w:rFonts w:ascii="宋体" w:eastAsia="宋体" w:hAnsi="宋体"/>
-          <w:sz w:val="24"/>
-        </w:rPr>
-        <w:t>规则知识</w:t>
-      </w:r>
-      <w:proofErr w:type="gramEnd"/>
-      <w:r>
-        <w:rPr>
-          <w:rFonts w:ascii="宋体" w:eastAsia="宋体" w:hAnsi="宋体"/>
-          <w:sz w:val="24"/>
-        </w:rPr>
-        <w:t>图谱。</w:t>
-      </w:r>
-    </w:p>
-    <w:p>
-      <w:pPr>
-        <w:numPr>
-          <w:ilvl w:val="0"/>
-          <w:numId w:val="28"/>
-        </w:numPr>
-        <w:rPr>
-          <w:rFonts w:ascii="宋体" w:eastAsia="宋体" w:hAnsi="宋体" w:hint="eastAsia"/>
-          <w:sz w:val="24"/>
-        </w:rPr>
-      </w:pPr>
-      <w:r>
-        <w:rPr>
-          <w:rFonts w:ascii="宋体" w:eastAsia="宋体" w:hAnsi="宋体"/>
-          <w:sz w:val="24"/>
-        </w:rPr>
-        <w:t>清洗法律法规文本 (①) → 按“条/款”细粒度切片 → 添加元数据（来源、章节、效力级别） → 调用 bge-small-zh-v1.5 生成向量 → 构建 FAISS 索引。</w:t>
-      </w:r>
-    </w:p>
-    <w:p>
-      <w:pPr>
         <w:rPr>
           <w:rFonts w:ascii="宋体" w:eastAsia="宋体" w:hAnsi="宋体" w:hint="eastAsia"/>
           <w:b/>
@@ -1405,564 +1215,6 @@
           <w:sz w:val="24"/>
         </w:rPr>
         <w:t>混合检索</w:t>
-      </w:r>
-    </w:p>
-    <w:p>
-      <w:pPr>
-        <w:numPr>
-          <w:ilvl w:val="0"/>
-          <w:numId w:val="24"/>
-        </w:numPr>
-        <w:rPr>
-          <w:rFonts w:ascii="宋体" w:eastAsia="宋体" w:hAnsi="宋体" w:hint="eastAsia"/>
-          <w:sz w:val="24"/>
-        </w:rPr>
-      </w:pPr>
-      <w:r>
-        <w:rPr>
-          <w:rFonts w:ascii="宋体" w:eastAsia="宋体" w:hAnsi="宋体"/>
-          <w:sz w:val="24"/>
-        </w:rPr>
-        <w:t>实体标准化预处理：</w:t>
-      </w:r>
-    </w:p>
-    <w:p>
-      <w:pPr>
-        <w:numPr>
-          <w:ilvl w:val="1"/>
-          <w:numId w:val="24"/>
-        </w:numPr>
-        <w:rPr>
-          <w:rFonts w:ascii="宋体" w:eastAsia="宋体" w:hAnsi="宋体" w:hint="eastAsia"/>
-          <w:sz w:val="24"/>
-        </w:rPr>
-      </w:pPr>
-      <w:r>
-        <w:rPr>
-          <w:rFonts w:ascii="宋体" w:eastAsia="宋体" w:hAnsi="宋体"/>
-          <w:sz w:val="24"/>
-        </w:rPr>
-        <w:t>利用</w:t>
-      </w:r>
-      <w:r>
-        <w:rPr>
-          <w:rFonts w:ascii="宋体" w:eastAsia="宋体" w:hAnsi="宋体"/>
-          <w:sz w:val="24"/>
-        </w:rPr>
-        <w:t>两个</w:t>
-      </w:r>
-      <w:proofErr w:type="spellStart"/>
-      <w:r>
-        <w:rPr>
-          <w:rFonts w:ascii="宋体" w:eastAsia="宋体" w:hAnsi="宋体"/>
-          <w:sz w:val="24"/>
-        </w:rPr>
-        <w:t>json</w:t>
-      </w:r>
-      <w:proofErr w:type="spellEnd"/>
-      <w:r>
-        <w:rPr>
-          <w:rFonts w:ascii="宋体" w:eastAsia="宋体" w:hAnsi="宋体"/>
-          <w:sz w:val="24"/>
-        </w:rPr>
-        <w:t>文件</w:t>
-      </w:r>
-      <w:r>
-        <w:rPr>
-          <w:rFonts w:ascii="宋体" w:eastAsia="宋体" w:hAnsi="宋体"/>
-          <w:sz w:val="24"/>
-        </w:rPr>
-        <w:t>，将用户输入的“地点 + 项目”转换为标准实体 ID（如：“玉树” </w:t>
-      </w:r>
-      <m:oMath>
-        <m:r>
-          <w:rPr>
-            <w:rFonts w:ascii="Cambria Math" w:eastAsia="宋体" w:hAnsi="Cambria Math"/>
-            <w:sz w:val="24"/>
-          </w:rPr>
-          <m:t>→</m:t>
-        </m:r>
-      </m:oMath>
-      <w:r>
-        <w:rPr>
-          <w:rFonts w:ascii="宋体" w:eastAsia="宋体" w:hAnsi="宋体"/>
-          <w:sz w:val="24"/>
-        </w:rPr>
-        <w:t> “玉树市”，“光伏” </w:t>
-      </w:r>
-      <m:oMath>
-        <m:r>
-          <w:rPr>
-            <w:rFonts w:ascii="Cambria Math" w:eastAsia="宋体" w:hAnsi="Cambria Math"/>
-            <w:sz w:val="24"/>
-          </w:rPr>
-          <m:t>→</m:t>
-        </m:r>
-      </m:oMath>
-      <w:r>
-        <w:rPr>
-          <w:rFonts w:ascii="宋体" w:eastAsia="宋体" w:hAnsi="宋体"/>
-          <w:sz w:val="24"/>
-        </w:rPr>
-        <w:t> “太阳能发电项目”）。</w:t>
-      </w:r>
-    </w:p>
-    <w:p>
-      <w:pPr>
-        <w:numPr>
-          <w:ilvl w:val="0"/>
-          <w:numId w:val="24"/>
-        </w:numPr>
-        <w:rPr>
-          <w:rFonts w:ascii="宋体" w:eastAsia="宋体" w:hAnsi="宋体" w:hint="eastAsia"/>
-          <w:sz w:val="24"/>
-        </w:rPr>
-      </w:pPr>
-      <w:r>
-        <w:rPr>
-          <w:rFonts w:ascii="宋体" w:eastAsia="宋体" w:hAnsi="宋体"/>
-          <w:sz w:val="24"/>
-        </w:rPr>
-        <w:t>双路并行检索：</w:t>
-      </w:r>
-      <w:r>
-        <w:rPr>
-          <w:rFonts w:ascii="宋体" w:eastAsia="宋体" w:hAnsi="宋体" w:hint="eastAsia"/>
-          <w:sz w:val="24"/>
-        </w:rPr>
-        <w:t>(</w:t>
-      </w:r>
-      <w:proofErr w:type="spellStart"/>
-      <w:r>
-        <w:rPr>
-          <w:rFonts w:ascii="宋体" w:eastAsia="宋体" w:hAnsi="宋体" w:hint="eastAsia"/>
-          <w:sz w:val="24"/>
-        </w:rPr>
-        <w:t>Ckg</w:t>
-      </w:r>
-      <w:proofErr w:type="spellEnd"/>
-      <w:r>
-        <w:rPr>
-          <w:rFonts w:ascii="宋体" w:eastAsia="宋体" w:hAnsi="宋体" w:hint="eastAsia"/>
-          <w:sz w:val="24"/>
-        </w:rPr>
-        <w:t>是定义的变量名，表示“知识图谱置信度”)</w:t>
-      </w:r>
-    </w:p>
-    <w:p>
-      <w:pPr>
-        <w:numPr>
-          <w:ilvl w:val="1"/>
-          <w:numId w:val="24"/>
-        </w:numPr>
-        <w:rPr>
-          <w:rFonts w:ascii="宋体" w:eastAsia="宋体" w:hAnsi="宋体" w:hint="eastAsia"/>
-          <w:sz w:val="24"/>
-        </w:rPr>
-      </w:pPr>
-      <w:r>
-        <w:rPr>
-          <w:rFonts w:ascii="宋体" w:eastAsia="宋体" w:hAnsi="宋体"/>
-          <w:sz w:val="24"/>
-        </w:rPr>
-        <w:t>路径 A（图谱匹配）：构建 Cypher 查询语句，在 Neo4j 中检索 (标准地点)-[关系]-(标准项目)。</w:t>
-      </w:r>
-    </w:p>
-    <w:p>
-      <w:pPr>
-        <w:numPr>
-          <w:ilvl w:val="2"/>
-          <w:numId w:val="24"/>
-        </w:numPr>
-        <w:rPr>
-          <w:rFonts w:ascii="宋体" w:eastAsia="宋体" w:hAnsi="宋体" w:hint="eastAsia"/>
-          <w:sz w:val="24"/>
-        </w:rPr>
-      </w:pPr>
-      <w:r>
-        <w:rPr>
-          <w:rFonts w:ascii="宋体" w:eastAsia="宋体" w:hAnsi="宋体"/>
-          <w:sz w:val="24"/>
-        </w:rPr>
-        <w:t>若</w:t>
-      </w:r>
-      <w:r>
-        <w:rPr>
-          <w:rFonts w:ascii="宋体" w:eastAsia="宋体" w:hAnsi="宋体"/>
-          <w:sz w:val="24"/>
-        </w:rPr>
-        <w:t>匹配成功</w:t>
-      </w:r>
-      <w:r>
-        <w:rPr>
-          <w:rFonts w:ascii="宋体" w:eastAsia="宋体" w:hAnsi="宋体" w:hint="eastAsia"/>
-          <w:sz w:val="24"/>
-        </w:rPr>
-        <w:t>-&gt;</w:t>
-      </w:r>
-      <w:r>
-        <w:rPr>
-          <w:rFonts w:ascii="宋体" w:eastAsia="宋体" w:hAnsi="宋体"/>
-          <w:sz w:val="24"/>
-        </w:rPr>
-        <w:t>检索到明确的 (地点)-[管</w:t>
-      </w:r>
-      <w:proofErr w:type="gramStart"/>
-      <w:r>
-        <w:rPr>
-          <w:rFonts w:ascii="宋体" w:eastAsia="宋体" w:hAnsi="宋体"/>
-          <w:sz w:val="24"/>
-        </w:rPr>
-        <w:t>控关系</w:t>
-      </w:r>
-      <w:proofErr w:type="gramEnd"/>
-      <w:r>
-        <w:rPr>
-          <w:rFonts w:ascii="宋体" w:eastAsia="宋体" w:hAnsi="宋体"/>
-          <w:sz w:val="24"/>
-        </w:rPr>
-        <w:t>]-(项目) 路径 → 输出确定性结论（禁/限/允）及依据单元，标记 </w:t>
-      </w:r>
-      <m:oMath>
-        <m:sSub>
-          <m:sSubPr>
-            <m:ctrlPr>
-              <w:rPr>
-                <w:rFonts w:ascii="Cambria Math" w:eastAsia="宋体" w:hAnsi="Cambria Math"/>
-                <w:sz w:val="24"/>
-              </w:rPr>
-            </m:ctrlPr>
-          </m:sSubPr>
-          <m:e>
-            <m:r>
-              <w:rPr>
-                <w:rFonts w:ascii="Cambria Math" w:eastAsia="宋体" w:hAnsi="Cambria Math"/>
-                <w:sz w:val="24"/>
-              </w:rPr>
-              <m:t>C</m:t>
-            </m:r>
-          </m:e>
-          <m:sub>
-            <m:r>
-              <w:rPr>
-                <w:rFonts w:ascii="Cambria Math" w:eastAsia="宋体" w:hAnsi="Cambria Math"/>
-                <w:sz w:val="24"/>
-              </w:rPr>
-              <m:t>kg</m:t>
-            </m:r>
-          </m:sub>
-        </m:sSub>
-        <m:r>
-          <w:rPr>
-            <w:rFonts w:ascii="Cambria Math" w:eastAsia="宋体" w:hAnsi="Cambria Math"/>
-            <w:sz w:val="24"/>
-          </w:rPr>
-          <m:t>=1.0</m:t>
-        </m:r>
-      </m:oMath>
-      <w:r>
-        <w:rPr>
-          <w:rFonts w:ascii="宋体" w:eastAsia="宋体" w:hAnsi="宋体"/>
-          <w:sz w:val="24"/>
-        </w:rPr>
-        <w:t> 。</w:t>
-      </w:r>
-    </w:p>
-    <w:p>
-      <w:pPr>
-        <w:numPr>
-          <w:ilvl w:val="2"/>
-          <w:numId w:val="24"/>
-        </w:numPr>
-        <w:rPr>
-          <w:rFonts w:ascii="宋体" w:eastAsia="宋体" w:hAnsi="宋体" w:hint="eastAsia"/>
-          <w:sz w:val="24"/>
-        </w:rPr>
-      </w:pPr>
-      <w:r>
-        <w:rPr>
-          <w:rFonts w:ascii="宋体" w:eastAsia="宋体" w:hAnsi="宋体"/>
-          <w:sz w:val="24"/>
-        </w:rPr>
-        <w:t>匹配失败：为检索到直接关联路径</w:t>
-      </w:r>
-      <w:r>
-        <w:rPr>
-          <w:rFonts w:ascii="宋体" w:eastAsia="宋体" w:hAnsi="宋体" w:hint="eastAsia"/>
-          <w:sz w:val="24"/>
-        </w:rPr>
-        <w:t>-&gt;</w:t>
-      </w:r>
-      <w:r>
-        <w:rPr>
-          <w:rFonts w:ascii="宋体" w:eastAsia="宋体" w:hAnsi="宋体"/>
-          <w:sz w:val="24"/>
-        </w:rPr>
-        <w:t>输出空结果，标记</w:t>
-      </w:r>
-      <w:proofErr w:type="spellStart"/>
-      <w:r>
-        <w:rPr>
-          <w:rFonts w:ascii="宋体" w:eastAsia="宋体" w:hAnsi="宋体" w:hint="eastAsia"/>
-          <w:sz w:val="24"/>
-        </w:rPr>
-        <w:t>Ckg</w:t>
-      </w:r>
-      <w:proofErr w:type="spellEnd"/>
-      <w:r>
-        <w:rPr>
-          <w:rFonts w:ascii="宋体" w:eastAsia="宋体" w:hAnsi="宋体" w:hint="eastAsia"/>
-          <w:sz w:val="24"/>
-        </w:rPr>
-        <w:t>=0</w:t>
-      </w:r>
-      <w:r>
-        <w:rPr>
-          <w:rFonts w:ascii="宋体" w:eastAsia="宋体" w:hAnsi="宋体"/>
-          <w:sz w:val="24"/>
-        </w:rPr>
-        <w:t>，</w:t>
-      </w:r>
-      <w:r>
-        <w:rPr>
-          <w:rFonts w:ascii="宋体" w:eastAsia="宋体" w:hAnsi="宋体" w:hint="eastAsia"/>
-          <w:sz w:val="24"/>
-        </w:rPr>
-        <w:t>转入RAG</w:t>
-      </w:r>
-      <w:r>
-        <w:rPr>
-          <w:rFonts w:ascii="宋体" w:eastAsia="宋体" w:hAnsi="宋体"/>
-          <w:sz w:val="24"/>
-        </w:rPr>
-        <w:t>推理模式。</w:t>
-      </w:r>
-    </w:p>
-    <w:p>
-      <w:pPr>
-        <w:numPr>
-          <w:ilvl w:val="1"/>
-          <w:numId w:val="24"/>
-        </w:numPr>
-        <w:rPr>
-          <w:rFonts w:ascii="宋体" w:eastAsia="宋体" w:hAnsi="宋体" w:hint="eastAsia"/>
-          <w:sz w:val="24"/>
-        </w:rPr>
-      </w:pPr>
-      <w:r>
-        <w:rPr>
-          <w:rFonts w:ascii="宋体" w:eastAsia="宋体" w:hAnsi="宋体"/>
-          <w:sz w:val="24"/>
-        </w:rPr>
-        <w:t>路径 B（RAG 语义检索）：将用户问题编码为向量 </w:t>
-      </w:r>
-      <m:oMath>
-        <m:r>
-          <w:rPr>
-            <w:rFonts w:ascii="Cambria Math" w:eastAsia="宋体" w:hAnsi="Cambria Math"/>
-            <w:sz w:val="24"/>
-          </w:rPr>
-          <m:t>→</m:t>
-        </m:r>
-      </m:oMath>
-      <w:r>
-        <w:rPr>
-          <w:rFonts w:ascii="宋体" w:eastAsia="宋体" w:hAnsi="宋体"/>
-          <w:sz w:val="24"/>
-        </w:rPr>
-        <w:t> 在 FAISS 中检索 Top-3 相似法律条款 </w:t>
-      </w:r>
-      <m:oMath>
-        <m:r>
-          <w:rPr>
-            <w:rFonts w:ascii="Cambria Math" w:eastAsia="宋体" w:hAnsi="Cambria Math"/>
-            <w:sz w:val="24"/>
-          </w:rPr>
-          <m:t>→</m:t>
-        </m:r>
-      </m:oMath>
-      <w:r>
-        <w:rPr>
-          <w:rFonts w:ascii="宋体" w:eastAsia="宋体" w:hAnsi="宋体"/>
-          <w:sz w:val="24"/>
-        </w:rPr>
-        <w:t> 结合 BM25 关键词得分进行重排序。</w:t>
-      </w:r>
-    </w:p>
-    <w:p>
-      <w:pPr>
-        <w:numPr>
-          <w:ilvl w:val="0"/>
-          <w:numId w:val="24"/>
-        </w:numPr>
-        <w:rPr>
-          <w:rFonts w:ascii="宋体" w:eastAsia="宋体" w:hAnsi="宋体" w:hint="eastAsia"/>
-          <w:sz w:val="24"/>
-        </w:rPr>
-      </w:pPr>
-      <w:r>
-        <w:rPr>
-          <w:rFonts w:ascii="宋体" w:eastAsia="宋体" w:hAnsi="宋体"/>
-          <w:sz w:val="24"/>
-        </w:rPr>
-        <w:t>协同决策策略：</w:t>
-      </w:r>
-    </w:p>
-    <w:p>
-      <w:pPr>
-        <w:numPr>
-          <w:ilvl w:val="1"/>
-          <w:numId w:val="24"/>
-        </w:numPr>
-        <w:rPr>
-          <w:rFonts w:ascii="宋体" w:eastAsia="宋体" w:hAnsi="宋体" w:hint="eastAsia"/>
-          <w:sz w:val="24"/>
-        </w:rPr>
-      </w:pPr>
-      <w:r>
-        <w:rPr>
-          <w:rFonts w:ascii="宋体" w:eastAsia="宋体" w:hAnsi="宋体"/>
-          <w:sz w:val="24"/>
-        </w:rPr>
-        <w:t>优先原则：若 </w:t>
-      </w:r>
-      <m:oMath>
-        <m:sSub>
-          <m:sSubPr>
-            <m:ctrlPr>
-              <w:rPr>
-                <w:rFonts w:ascii="Cambria Math" w:eastAsia="宋体" w:hAnsi="Cambria Math"/>
-                <w:sz w:val="24"/>
-              </w:rPr>
-            </m:ctrlPr>
-          </m:sSubPr>
-          <m:e>
-            <m:r>
-              <w:rPr>
-                <w:rFonts w:ascii="Cambria Math" w:eastAsia="宋体" w:hAnsi="Cambria Math"/>
-                <w:sz w:val="24"/>
-              </w:rPr>
-              <m:t>C</m:t>
-            </m:r>
-          </m:e>
-          <m:sub>
-            <m:r>
-              <w:rPr>
-                <w:rFonts w:ascii="Cambria Math" w:eastAsia="宋体" w:hAnsi="Cambria Math"/>
-                <w:sz w:val="24"/>
-              </w:rPr>
-              <m:t>kg</m:t>
-            </m:r>
-          </m:sub>
-        </m:sSub>
-        <m:r>
-          <w:rPr>
-            <w:rFonts w:ascii="Cambria Math" w:eastAsia="宋体" w:hAnsi="Cambria Math"/>
-            <w:sz w:val="24"/>
-          </w:rPr>
-          <m:t>=1.0</m:t>
-        </m:r>
-      </m:oMath>
-      <w:r>
-        <w:rPr>
-          <w:rFonts w:ascii="宋体" w:eastAsia="宋体" w:hAnsi="宋体"/>
-          <w:sz w:val="24"/>
-        </w:rPr>
-        <w:t> （图谱有明确禁令/允许），直接采纳图谱结论作为最终判定，RAG 检索结果仅用于生成“解释性文案”和“法条引用”。</w:t>
-      </w:r>
-      <w:r>
-        <w:rPr>
-          <w:rFonts w:ascii="宋体" w:eastAsia="宋体" w:hAnsi="宋体"/>
-          <w:sz w:val="24"/>
-        </w:rPr>
-        <w:t xml:space="preserve"> </w:t>
-      </w:r>
-    </w:p>
-    <w:p>
-      <w:pPr>
-        <w:numPr>
-          <w:ilvl w:val="1"/>
-          <w:numId w:val="24"/>
-        </w:numPr>
-        <w:rPr>
-          <w:rFonts w:ascii="宋体" w:eastAsia="宋体" w:hAnsi="宋体" w:hint="eastAsia"/>
-          <w:sz w:val="24"/>
-        </w:rPr>
-      </w:pPr>
-      <w:r>
-        <w:rPr>
-          <w:rFonts w:ascii="宋体" w:eastAsia="宋体" w:hAnsi="宋体"/>
-          <w:sz w:val="24"/>
-        </w:rPr>
-        <w:t>推理原则：若 </w:t>
-      </w:r>
-      <m:oMath>
-        <m:sSub>
-          <m:sSubPr>
-            <m:ctrlPr>
-              <w:rPr>
-                <w:rFonts w:ascii="Cambria Math" w:eastAsia="宋体" w:hAnsi="Cambria Math"/>
-                <w:sz w:val="24"/>
-              </w:rPr>
-            </m:ctrlPr>
-          </m:sSubPr>
-          <m:e>
-            <m:r>
-              <w:rPr>
-                <w:rFonts w:ascii="Cambria Math" w:eastAsia="宋体" w:hAnsi="Cambria Math"/>
-                <w:sz w:val="24"/>
-              </w:rPr>
-              <m:t>C</m:t>
-            </m:r>
-          </m:e>
-          <m:sub>
-            <m:r>
-              <w:rPr>
-                <w:rFonts w:ascii="Cambria Math" w:eastAsia="宋体" w:hAnsi="Cambria Math"/>
-                <w:sz w:val="24"/>
-              </w:rPr>
-              <m:t>kg</m:t>
-            </m:r>
-          </m:sub>
-        </m:sSub>
-        <m:r>
-          <w:rPr>
-            <w:rFonts w:ascii="Cambria Math" w:eastAsia="宋体" w:hAnsi="Cambria Math"/>
-            <w:sz w:val="24"/>
-          </w:rPr>
-          <m:t>=0</m:t>
-        </m:r>
-      </m:oMath>
-      <w:r>
-        <w:rPr>
-          <w:rFonts w:ascii="宋体" w:eastAsia="宋体" w:hAnsi="宋体"/>
-          <w:sz w:val="24"/>
-        </w:rPr>
-        <w:t> （图谱无直接关系，如</w:t>
-      </w:r>
-      <w:proofErr w:type="gramStart"/>
-      <w:r>
-        <w:rPr>
-          <w:rFonts w:ascii="宋体" w:eastAsia="宋体" w:hAnsi="宋体"/>
-          <w:sz w:val="24"/>
-        </w:rPr>
-        <w:t>新型项目</w:t>
-      </w:r>
-      <w:proofErr w:type="gramEnd"/>
-      <w:r>
-        <w:rPr>
-          <w:rFonts w:ascii="宋体" w:eastAsia="宋体" w:hAnsi="宋体"/>
-          <w:sz w:val="24"/>
-        </w:rPr>
-        <w:t>或模糊地带），则启动 LLM 推理模式，将 RAG 检索到的 Top-3 条款作</w:t>
-      </w:r>
-      <w:r>
-        <w:rPr>
-          <w:rFonts w:ascii="宋体" w:eastAsia="宋体" w:hAnsi="宋体"/>
-          <w:sz w:val="24"/>
-        </w:rPr>
-        <w:lastRenderedPageBreak/>
-        <w:t>为上下文，要求大模型依据法律逻辑进行推导判定，并标注“基于语义推理，建议人工复核”。</w:t>
       </w:r>
     </w:p>
     <w:p>
@@ -2016,23 +1268,8 @@
           <w:rFonts w:ascii="宋体" w:eastAsia="宋体" w:hAnsi="宋体"/>
           <w:sz w:val="24"/>
         </w:rPr>
-        <w:t xml:space="preserve"> Prompt 构建：[角色] + [图谱结论(若有)] + [RAG 法条] + [用户问题] + [约束：必须引用真实</w:t>
-      </w:r>
-      <w:proofErr w:type="gramStart"/>
-      <w:r>
-        <w:rPr>
-          <w:rFonts w:ascii="宋体" w:eastAsia="宋体" w:hAnsi="宋体"/>
-          <w:sz w:val="24"/>
-        </w:rPr>
-        <w:t>法条号</w:t>
-      </w:r>
-      <w:proofErr w:type="gramEnd"/>
-      <w:r>
-        <w:rPr>
-          <w:rFonts w:ascii="宋体" w:eastAsia="宋体" w:hAnsi="宋体"/>
-          <w:sz w:val="24"/>
-        </w:rPr>
-        <w:t>]。</w:t>
+        <w:lastRenderedPageBreak/>
+        <w:t xml:space="preserve"> Prompt 构建：[角色] + [图谱结论(若有)] + [RAG 法条] + [用户问题] + [约束：必须引用真实法条号]。</w:t>
       </w:r>
     </w:p>
     <w:p>
@@ -2108,32 +1345,34 @@
           <w:numId w:val="25"/>
         </w:numPr>
         <w:rPr>
+          <w:rFonts w:ascii="宋体" w:eastAsia="宋体" w:hAnsi="宋体"/>
+          <w:color w:val="EE0000"/>
+          <w:sz w:val="24"/>
+        </w:rPr>
+      </w:pPr>
+      <w:r>
+        <w:rPr>
           <w:rFonts w:ascii="宋体" w:eastAsia="宋体" w:hAnsi="宋体" w:hint="eastAsia"/>
-          <w:sz w:val="24"/>
-        </w:rPr>
-      </w:pPr>
-      <w:r>
-        <w:rPr>
-          <w:rFonts w:ascii="宋体" w:eastAsia="宋体" w:hAnsi="宋体"/>
-          <w:sz w:val="24"/>
-        </w:rPr>
-        <w:t>构建包含 200-500 条样本的 </w:t>
-      </w:r>
-      <w:proofErr w:type="spellStart"/>
-      <w:r>
-        <w:rPr>
-          <w:rFonts w:ascii="宋体" w:eastAsia="宋体" w:hAnsi="宋体"/>
-          <w:sz w:val="24"/>
-        </w:rPr>
-        <w:t>test_set.json</w:t>
-      </w:r>
-      <w:proofErr w:type="spellEnd"/>
-      <w:r>
-        <w:rPr>
-          <w:rFonts w:ascii="宋体" w:eastAsia="宋体" w:hAnsi="宋体"/>
-          <w:sz w:val="24"/>
-        </w:rPr>
-        <w:t>，覆盖三种场景：</w:t>
+          <w:color w:val="EE0000"/>
+          <w:sz w:val="24"/>
+        </w:rPr>
+        <w:t>测试集：</w:t>
+      </w:r>
+    </w:p>
+    <w:p>
+      <w:pPr>
+        <w:ind w:left="1440"/>
+        <w:rPr>
+          <w:rFonts w:ascii="宋体" w:eastAsia="宋体" w:hAnsi="宋体" w:hint="eastAsia"/>
+          <w:sz w:val="24"/>
+        </w:rPr>
+      </w:pPr>
+      <w:r>
+        <w:rPr>
+          <w:rFonts w:ascii="宋体" w:eastAsia="宋体" w:hAnsi="宋体"/>
+          <w:sz w:val="24"/>
+        </w:rPr>
+        <w:t>构建包含 200-500 条样本的 test_set.json，覆盖三种场景：</w:t>
       </w:r>
     </w:p>
     <w:p>
@@ -2144,19 +1383,34 @@
         </w:numPr>
         <w:rPr>
           <w:rFonts w:ascii="宋体" w:eastAsia="宋体" w:hAnsi="宋体" w:hint="eastAsia"/>
-          <w:sz w:val="24"/>
-        </w:rPr>
-      </w:pPr>
-      <w:r>
-        <w:rPr>
-          <w:rFonts w:ascii="宋体" w:eastAsia="宋体" w:hAnsi="宋体"/>
-          <w:sz w:val="24"/>
-        </w:rPr>
-        <w:t>明确禁令（图谱可直接</w:t>
-      </w:r>
-      <w:r>
-        <w:rPr>
-          <w:rFonts w:ascii="宋体" w:eastAsia="宋体" w:hAnsi="宋体"/>
+          <w:b/>
+          <w:bCs/>
+          <w:sz w:val="24"/>
+        </w:rPr>
+      </w:pPr>
+      <w:r>
+        <w:rPr>
+          <w:rFonts w:ascii="宋体" w:eastAsia="宋体" w:hAnsi="宋体" w:hint="eastAsia"/>
+          <w:b/>
+          <w:bCs/>
+          <w:sz w:val="24"/>
+        </w:rPr>
+        <w:t>字典中存在的标准术语</w:t>
+      </w:r>
+      <w:r>
+        <w:rPr>
+          <w:rFonts w:ascii="宋体" w:eastAsia="宋体" w:hAnsi="宋体"/>
+          <w:b/>
+          <w:bCs/>
+          <w:sz w:val="24"/>
+        </w:rPr>
+        <w:t>（图谱可直接</w:t>
+      </w:r>
+      <w:r>
+        <w:rPr>
+          <w:rFonts w:ascii="宋体" w:eastAsia="宋体" w:hAnsi="宋体"/>
+          <w:b/>
+          <w:bCs/>
           <w:sz w:val="24"/>
         </w:rPr>
         <w:t>查询匹配</w:t>
@@ -2164,9 +1418,21 @@
       <w:r>
         <w:rPr>
           <w:rFonts w:ascii="宋体" w:eastAsia="宋体" w:hAnsi="宋体"/>
-          <w:sz w:val="24"/>
-        </w:rPr>
-        <w:t>，如“核心区禁止采矿”）。</w:t>
+          <w:b/>
+          <w:bCs/>
+          <w:sz w:val="24"/>
+        </w:rPr>
+        <w:t>）。</w:t>
+      </w:r>
+      <w:r>
+        <w:rPr>
+          <w:rFonts w:ascii="宋体" w:eastAsia="宋体" w:hAnsi="宋体" w:hint="eastAsia"/>
+          <w:b/>
+          <w:bCs/>
+          <w:color w:val="EE0000"/>
+          <w:sz w:val="24"/>
+        </w:rPr>
+        <w:t>（时间）</w:t>
       </w:r>
     </w:p>
     <w:p>
@@ -2176,16 +1442,39 @@
           <w:numId w:val="25"/>
         </w:numPr>
         <w:rPr>
+          <w:rFonts w:ascii="宋体" w:eastAsia="宋体" w:hAnsi="宋体"/>
+          <w:b/>
+          <w:bCs/>
+          <w:sz w:val="24"/>
+        </w:rPr>
+      </w:pPr>
+      <w:r>
+        <w:rPr>
           <w:rFonts w:ascii="宋体" w:eastAsia="宋体" w:hAnsi="宋体" w:hint="eastAsia"/>
-          <w:sz w:val="24"/>
-        </w:rPr>
-      </w:pPr>
-      <w:r>
-        <w:rPr>
-          <w:rFonts w:ascii="宋体" w:eastAsia="宋体" w:hAnsi="宋体"/>
-          <w:sz w:val="24"/>
-        </w:rPr>
-        <w:t>模糊地带（需语义推理，如“某类新型能源项目在缓冲区的限制”）。</w:t>
+          <w:b/>
+          <w:bCs/>
+          <w:sz w:val="24"/>
+        </w:rPr>
+        <w:t>字典中不存在的非标准术语</w:t>
+      </w:r>
+      <w:r>
+        <w:rPr>
+          <w:rFonts w:ascii="宋体" w:eastAsia="宋体" w:hAnsi="宋体"/>
+          <w:b/>
+          <w:bCs/>
+          <w:sz w:val="24"/>
+        </w:rPr>
+        <w:t>。</w:t>
+      </w:r>
+      <w:r>
+        <w:rPr>
+          <w:rFonts w:ascii="宋体" w:eastAsia="宋体" w:hAnsi="宋体" w:hint="eastAsia"/>
+          <w:b/>
+          <w:bCs/>
+          <w:color w:val="EE0000"/>
+          <w:sz w:val="24"/>
+        </w:rPr>
+        <w:t>（严谨）</w:t>
       </w:r>
     </w:p>
     <w:p>
@@ -2204,7 +1493,7 @@
           <w:rFonts w:ascii="宋体" w:eastAsia="宋体" w:hAnsi="宋体"/>
           <w:sz w:val="24"/>
         </w:rPr>
-        <w:t>负样本/干扰项（地名/项目名相近的干扰）。</w:t>
+        <w:t>模糊地带（需语义推理，如“某类新型能源项目在缓冲区的限制”）。</w:t>
       </w:r>
     </w:p>
     <w:p>
@@ -2220,10 +1509,18 @@
       </w:pPr>
       <w:r>
         <w:rPr>
-          <w:rFonts w:ascii="宋体" w:eastAsia="宋体" w:hAnsi="宋体"/>
-          <w:sz w:val="24"/>
-        </w:rPr>
-        <w:t>每条样本包含：{</w:t>
+          <w:rFonts w:ascii="宋体" w:eastAsia="宋体" w:hAnsi="宋体" w:hint="eastAsia"/>
+          <w:color w:val="EE0000"/>
+          <w:sz w:val="24"/>
+        </w:rPr>
+        <w:t>标准答案集：</w:t>
+      </w:r>
+      <w:r>
+        <w:rPr>
+          <w:rFonts w:ascii="宋体" w:eastAsia="宋体" w:hAnsi="宋体"/>
+          <w:sz w:val="24"/>
+        </w:rPr>
+        <w:t>{</w:t>
       </w:r>
       <w:r>
         <w:rPr>
@@ -2265,23 +1562,7 @@
           <w:rFonts w:ascii="宋体" w:eastAsia="宋体" w:hAnsi="宋体"/>
           <w:sz w:val="24"/>
         </w:rPr>
-        <w:t>(标准</w:t>
-      </w:r>
-      <w:proofErr w:type="gramStart"/>
-      <w:r>
-        <w:rPr>
-          <w:rFonts w:ascii="宋体" w:eastAsia="宋体" w:hAnsi="宋体"/>
-          <w:sz w:val="24"/>
-        </w:rPr>
-        <w:t>法条号</w:t>
-      </w:r>
-      <w:proofErr w:type="gramEnd"/>
-      <w:r>
-        <w:rPr>
-          <w:rFonts w:ascii="宋体" w:eastAsia="宋体" w:hAnsi="宋体"/>
-          <w:sz w:val="24"/>
-        </w:rPr>
-        <w:t>)}。</w:t>
+        <w:t>(标准法条号)}。</w:t>
       </w:r>
     </w:p>
     <w:p>
@@ -2316,10 +1597,64 @@
       </w:pPr>
       <w:r>
         <w:rPr>
-          <w:rFonts w:ascii="宋体" w:eastAsia="宋体" w:hAnsi="宋体"/>
-          <w:sz w:val="24"/>
-        </w:rPr>
-        <w:t>编写 run_evaluation.py 脚本，自动遍历测试集。</w:t>
+          <w:rFonts w:ascii="宋体" w:eastAsia="宋体" w:hAnsi="宋体" w:hint="eastAsia"/>
+          <w:sz w:val="24"/>
+        </w:rPr>
+        <w:t>运行</w:t>
+      </w:r>
+      <w:r>
+        <w:rPr>
+          <w:rFonts w:ascii="宋体" w:eastAsia="宋体" w:hAnsi="宋体"/>
+          <w:sz w:val="24"/>
+        </w:rPr>
+        <w:t> </w:t>
+      </w:r>
+      <w:r>
+        <w:rPr>
+          <w:rFonts w:ascii="宋体" w:eastAsia="宋体" w:hAnsi="宋体" w:hint="eastAsia"/>
+          <w:sz w:val="24"/>
+        </w:rPr>
+        <w:t>search</w:t>
+      </w:r>
+      <w:r>
+        <w:rPr>
+          <w:rFonts w:ascii="宋体" w:eastAsia="宋体" w:hAnsi="宋体"/>
+          <w:sz w:val="24"/>
+        </w:rPr>
+        <w:t>.py 脚本，自动遍历测试集</w:t>
+      </w:r>
+      <w:r>
+        <w:rPr>
+          <w:rFonts w:ascii="宋体" w:eastAsia="宋体" w:hAnsi="宋体" w:hint="eastAsia"/>
+          <w:sz w:val="24"/>
+        </w:rPr>
+        <w:t>,给出模型答案</w:t>
+      </w:r>
+      <w:r>
+        <w:rPr>
+          <w:rFonts w:ascii="宋体" w:eastAsia="宋体" w:hAnsi="宋体"/>
+          <w:sz w:val="24"/>
+        </w:rPr>
+        <w:t>。</w:t>
+      </w:r>
+    </w:p>
+    <w:p>
+      <w:pPr>
+        <w:numPr>
+          <w:ilvl w:val="0"/>
+          <w:numId w:val="25"/>
+        </w:numPr>
+        <w:rPr>
+          <w:rFonts w:ascii="宋体" w:eastAsia="宋体" w:hAnsi="宋体" w:hint="eastAsia"/>
+          <w:sz w:val="24"/>
+        </w:rPr>
+      </w:pPr>
+      <w:r>
+        <w:rPr>
+          <w:rFonts w:ascii="宋体" w:eastAsia="宋体" w:hAnsi="宋体"/>
+          <w:sz w:val="24"/>
+        </w:rPr>
+        <w:t>自动化指标计算：</w:t>
       </w:r>
     </w:p>
     <w:p>
@@ -2338,83 +1673,21 @@
           <w:rFonts w:ascii="宋体" w:eastAsia="宋体" w:hAnsi="宋体"/>
           <w:sz w:val="24"/>
         </w:rPr>
-        <w:t>多模式运行：分别运行以下三种模式：</w:t>
-      </w:r>
-    </w:p>
-    <w:p>
-      <w:pPr>
-        <w:numPr>
-          <w:ilvl w:val="2"/>
-          <w:numId w:val="26"/>
-        </w:numPr>
+        <w:t>准确率计算：自动比对模型输出标签与</w:t>
+      </w:r>
+      <w:r>
+        <w:rPr>
+          <w:rFonts w:ascii="宋体" w:eastAsia="宋体" w:hAnsi="宋体"/>
+          <w:sz w:val="24"/>
+        </w:rPr>
+        <w:t>标准答案</w:t>
+      </w:r>
+      <w:r>
         <w:rPr>
           <w:rFonts w:ascii="宋体" w:eastAsia="宋体" w:hAnsi="宋体" w:hint="eastAsia"/>
           <w:sz w:val="24"/>
         </w:rPr>
-      </w:pPr>
-      <w:r>
-        <w:rPr>
-          <w:rFonts w:ascii="宋体" w:eastAsia="宋体" w:hAnsi="宋体"/>
-          <w:sz w:val="24"/>
-        </w:rPr>
-        <w:t>Baseline A (纯关键词)：仅使用 BM25 检索 + 简单规则。</w:t>
-      </w:r>
-    </w:p>
-    <w:p>
-      <w:pPr>
-        <w:numPr>
-          <w:ilvl w:val="2"/>
-          <w:numId w:val="26"/>
-        </w:numPr>
-        <w:rPr>
-          <w:rFonts w:ascii="宋体" w:eastAsia="宋体" w:hAnsi="宋体" w:hint="eastAsia"/>
-          <w:sz w:val="24"/>
-        </w:rPr>
-      </w:pPr>
-      <w:r>
-        <w:rPr>
-          <w:rFonts w:ascii="宋体" w:eastAsia="宋体" w:hAnsi="宋体"/>
-          <w:sz w:val="24"/>
-        </w:rPr>
-        <w:t>Baseline B (纯 RAG)：仅使用 FAISS 向量检索 + LLM 推理（无图谱）。</w:t>
-      </w:r>
-    </w:p>
-    <w:p>
-      <w:pPr>
-        <w:numPr>
-          <w:ilvl w:val="2"/>
-          <w:numId w:val="26"/>
-        </w:numPr>
-        <w:rPr>
-          <w:rFonts w:ascii="宋体" w:eastAsia="宋体" w:hAnsi="宋体" w:hint="eastAsia"/>
-          <w:sz w:val="24"/>
-        </w:rPr>
-      </w:pPr>
-      <w:r>
-        <w:rPr>
-          <w:rFonts w:ascii="宋体" w:eastAsia="宋体" w:hAnsi="宋体"/>
-          <w:sz w:val="24"/>
-        </w:rPr>
-        <w:t>Ours (图谱+RAG)：本方案的全流程（图谱优先 + RAG 补充）。</w:t>
-      </w:r>
-    </w:p>
-    <w:p>
-      <w:pPr>
-        <w:numPr>
-          <w:ilvl w:val="0"/>
-          <w:numId w:val="25"/>
-        </w:numPr>
-        <w:rPr>
-          <w:rFonts w:ascii="宋体" w:eastAsia="宋体" w:hAnsi="宋体" w:hint="eastAsia"/>
-          <w:sz w:val="24"/>
-        </w:rPr>
-      </w:pPr>
-      <w:r>
-        <w:rPr>
-          <w:rFonts w:ascii="宋体" w:eastAsia="宋体" w:hAnsi="宋体"/>
-          <w:sz w:val="24"/>
-        </w:rPr>
-        <w:t>自动化指标计算：</w:t>
+        <w:t>。</w:t>
       </w:r>
     </w:p>
     <w:p>
@@ -2433,21 +1706,7 @@
           <w:rFonts w:ascii="宋体" w:eastAsia="宋体" w:hAnsi="宋体"/>
           <w:sz w:val="24"/>
         </w:rPr>
-        <w:t>准确率计算：自动比对模型输出标签与</w:t>
-      </w:r>
-      <w:r>
-        <w:rPr>
-          <w:rFonts w:ascii="宋体" w:eastAsia="宋体" w:hAnsi="宋体"/>
-          <w:sz w:val="24"/>
-        </w:rPr>
-        <w:t>标准答案</w:t>
-      </w:r>
-      <w:r>
-        <w:rPr>
-          <w:rFonts w:ascii="宋体" w:eastAsia="宋体" w:hAnsi="宋体"/>
-          <w:sz w:val="24"/>
-        </w:rPr>
-        <w:t>，计算 Accuracy, Precision, Recall, F1-Score。</w:t>
+        <w:t>幻觉检测：检查生成的法条号是否真实存在（通过正则匹配法条库验证）。</w:t>
       </w:r>
     </w:p>
     <w:p>
@@ -2466,69 +1725,8 @@
           <w:rFonts w:ascii="宋体" w:eastAsia="宋体" w:hAnsi="宋体"/>
           <w:sz w:val="24"/>
         </w:rPr>
-        <w:t>幻觉检测：检查生成的</w:t>
-      </w:r>
-      <w:proofErr w:type="gramStart"/>
-      <w:r>
-        <w:rPr>
-          <w:rFonts w:ascii="宋体" w:eastAsia="宋体" w:hAnsi="宋体"/>
-          <w:sz w:val="24"/>
-        </w:rPr>
-        <w:t>法条号是否</w:t>
-      </w:r>
-      <w:proofErr w:type="gramEnd"/>
-      <w:r>
-        <w:rPr>
-          <w:rFonts w:ascii="宋体" w:eastAsia="宋体" w:hAnsi="宋体"/>
-          <w:sz w:val="24"/>
-        </w:rPr>
-        <w:t>真实存在（通过正则匹配</w:t>
-      </w:r>
-      <w:proofErr w:type="gramStart"/>
-      <w:r>
-        <w:rPr>
-          <w:rFonts w:ascii="宋体" w:eastAsia="宋体" w:hAnsi="宋体"/>
-          <w:sz w:val="24"/>
-        </w:rPr>
-        <w:t>法条库验证</w:t>
-      </w:r>
-      <w:proofErr w:type="gramEnd"/>
-      <w:r>
-        <w:rPr>
-          <w:rFonts w:ascii="宋体" w:eastAsia="宋体" w:hAnsi="宋体"/>
-          <w:sz w:val="24"/>
-        </w:rPr>
-        <w:t>）。</w:t>
-      </w:r>
-    </w:p>
-    <w:p>
-      <w:pPr>
-        <w:numPr>
-          <w:ilvl w:val="1"/>
-          <w:numId w:val="25"/>
-        </w:numPr>
-        <w:rPr>
-          <w:rFonts w:ascii="宋体" w:eastAsia="宋体" w:hAnsi="宋体" w:hint="eastAsia"/>
-          <w:sz w:val="24"/>
-        </w:rPr>
-      </w:pPr>
-      <w:r>
-        <w:rPr>
-          <w:rFonts w:ascii="宋体" w:eastAsia="宋体" w:hAnsi="宋体"/>
-          <w:sz w:val="24"/>
-        </w:rPr>
-        <w:lastRenderedPageBreak/>
-        <w:t>引用精准度：计算生成的</w:t>
-      </w:r>
-      <w:proofErr w:type="gramStart"/>
-      <w:r>
-        <w:rPr>
-          <w:rFonts w:ascii="宋体" w:eastAsia="宋体" w:hAnsi="宋体"/>
-          <w:sz w:val="24"/>
-        </w:rPr>
-        <w:t>法条号与</w:t>
-      </w:r>
-      <w:proofErr w:type="gramEnd"/>
+        <w:t>引用精准度：计算生成的法条号与</w:t>
+      </w:r>
       <w:r>
         <w:rPr>
           <w:rFonts w:ascii="宋体" w:eastAsia="宋体" w:hAnsi="宋体"/>
@@ -2542,79 +1740,6 @@
           <w:sz w:val="24"/>
         </w:rPr>
         <w:t>的重合度。</w:t>
-      </w:r>
-    </w:p>
-    <w:p>
-      <w:pPr>
-        <w:numPr>
-          <w:ilvl w:val="0"/>
-          <w:numId w:val="25"/>
-        </w:numPr>
-        <w:rPr>
-          <w:rFonts w:ascii="宋体" w:eastAsia="宋体" w:hAnsi="宋体" w:hint="eastAsia"/>
-          <w:sz w:val="24"/>
-        </w:rPr>
-      </w:pPr>
-      <w:r>
-        <w:rPr>
-          <w:rFonts w:ascii="宋体" w:eastAsia="宋体" w:hAnsi="宋体"/>
-          <w:sz w:val="24"/>
-        </w:rPr>
-        <w:t>可视化分析（用于论文图表）：</w:t>
-      </w:r>
-    </w:p>
-    <w:p>
-      <w:pPr>
-        <w:numPr>
-          <w:ilvl w:val="1"/>
-          <w:numId w:val="25"/>
-        </w:numPr>
-        <w:rPr>
-          <w:rFonts w:ascii="宋体" w:eastAsia="宋体" w:hAnsi="宋体" w:hint="eastAsia"/>
-          <w:sz w:val="24"/>
-        </w:rPr>
-      </w:pPr>
-      <w:r>
-        <w:rPr>
-          <w:rFonts w:ascii="宋体" w:eastAsia="宋体" w:hAnsi="宋体"/>
-          <w:sz w:val="24"/>
-        </w:rPr>
-        <w:t>使用 Matplotlib / Seaborn 自动生成对比柱状图（各模型准确率对比）、混淆矩阵（错误类型分布）、雷达图（多维</w:t>
-      </w:r>
-      <w:proofErr w:type="gramStart"/>
-      <w:r>
-        <w:rPr>
-          <w:rFonts w:ascii="宋体" w:eastAsia="宋体" w:hAnsi="宋体"/>
-          <w:sz w:val="24"/>
-        </w:rPr>
-        <w:t>度能力</w:t>
-      </w:r>
-      <w:proofErr w:type="gramEnd"/>
-      <w:r>
-        <w:rPr>
-          <w:rFonts w:ascii="宋体" w:eastAsia="宋体" w:hAnsi="宋体"/>
-          <w:sz w:val="24"/>
-        </w:rPr>
-        <w:t>评估）。</w:t>
-      </w:r>
-    </w:p>
-    <w:p>
-      <w:pPr>
-        <w:numPr>
-          <w:ilvl w:val="1"/>
-          <w:numId w:val="25"/>
-        </w:numPr>
-        <w:rPr>
-          <w:rFonts w:ascii="宋体" w:eastAsia="宋体" w:hAnsi="宋体" w:hint="eastAsia"/>
-          <w:sz w:val="24"/>
-        </w:rPr>
-      </w:pPr>
-      <w:r>
-        <w:rPr>
-          <w:rFonts w:ascii="宋体" w:eastAsia="宋体" w:hAnsi="宋体"/>
-          <w:sz w:val="24"/>
-        </w:rPr>
-        <w:t>导出典型案例分析表（Case Study），展示“纯 RAG 犯错”而“本方案纠正”的具体实例。</w:t>
       </w:r>
     </w:p>
     <w:bookmarkEnd w:id="2"/>
@@ -2766,82 +1891,6 @@
           <w:sz w:val="24"/>
         </w:rPr>
         <w:t>对比实验</w:t>
-      </w:r>
-    </w:p>
-    <w:p>
-      <w:pPr>
-        <w:numPr>
-          <w:ilvl w:val="0"/>
-          <w:numId w:val="10"/>
-        </w:numPr>
-        <w:rPr>
-          <w:rFonts w:ascii="宋体" w:eastAsia="宋体" w:hAnsi="宋体" w:hint="eastAsia"/>
-          <w:sz w:val="24"/>
-        </w:rPr>
-      </w:pPr>
-      <w:r>
-        <w:rPr>
-          <w:rFonts w:ascii="宋体" w:eastAsia="宋体" w:hAnsi="宋体"/>
-          <w:sz w:val="24"/>
-        </w:rPr>
-        <w:t>Baseline 1：纯向量检索RAG（无图谱）。</w:t>
-      </w:r>
-    </w:p>
-    <w:p>
-      <w:pPr>
-        <w:numPr>
-          <w:ilvl w:val="0"/>
-          <w:numId w:val="10"/>
-        </w:numPr>
-        <w:rPr>
-          <w:rFonts w:ascii="宋体" w:eastAsia="宋体" w:hAnsi="宋体" w:hint="eastAsia"/>
-          <w:sz w:val="24"/>
-        </w:rPr>
-      </w:pPr>
-      <w:r>
-        <w:rPr>
-          <w:rFonts w:ascii="宋体" w:eastAsia="宋体" w:hAnsi="宋体"/>
-          <w:sz w:val="24"/>
-        </w:rPr>
-        <w:t>Baseline 2：纯关键词搜索。</w:t>
-      </w:r>
-    </w:p>
-    <w:p>
-      <w:pPr>
-        <w:numPr>
-          <w:ilvl w:val="0"/>
-          <w:numId w:val="10"/>
-        </w:numPr>
-        <w:rPr>
-          <w:rFonts w:ascii="宋体" w:eastAsia="宋体" w:hAnsi="宋体" w:hint="eastAsia"/>
-          <w:sz w:val="24"/>
-        </w:rPr>
-      </w:pPr>
-      <w:r>
-        <w:rPr>
-          <w:rFonts w:ascii="宋体" w:eastAsia="宋体" w:hAnsi="宋体"/>
-          <w:sz w:val="24"/>
-        </w:rPr>
-        <w:t>Ours：图谱+向量混合检索（本方案）。</w:t>
-      </w:r>
-    </w:p>
-    <w:p>
-      <w:pPr>
-        <w:numPr>
-          <w:ilvl w:val="0"/>
-          <w:numId w:val="10"/>
-        </w:numPr>
-        <w:rPr>
-          <w:rFonts w:ascii="宋体" w:eastAsia="宋体" w:hAnsi="宋体" w:hint="eastAsia"/>
-          <w:sz w:val="24"/>
-        </w:rPr>
-      </w:pPr>
-      <w:r>
-        <w:rPr>
-          <w:rFonts w:ascii="宋体" w:eastAsia="宋体" w:hAnsi="宋体"/>
-          <w:sz w:val="24"/>
-        </w:rPr>
-        <w:t>预期结果：本方案在“判定准确率”和“幻觉率”上显著优于Baseline 1，特别是在处理“禁止类”问题时。</w:t>
       </w:r>
     </w:p>
     <w:sectPr>

--- a/（新）青藏高原建设项目生态准入判定研究设计方案.docx
+++ b/（新）青藏高原建设项目生态准入判定研究设计方案.docx
@@ -30,7 +30,29 @@
           <w:sz w:val="32"/>
           <w:szCs w:val="32"/>
         </w:rPr>
-        <w:t>《基于知识图谱与RAG的青藏高原建设项目生态准入判定研究》</w:t>
+        <w:t>《基于知识图谱与RAG的</w:t>
+      </w:r>
+      <w:bookmarkStart w:id="1" w:name="OLE_LINK1"/>
+      <w:r>
+        <w:rPr>
+          <w:rFonts w:ascii="宋体" w:eastAsia="宋体" w:hAnsi="宋体"/>
+          <w:b/>
+          <w:bCs/>
+          <w:sz w:val="32"/>
+          <w:szCs w:val="32"/>
+        </w:rPr>
+        <w:t>青藏高原建设项目生态准入判定研究</w:t>
+      </w:r>
+      <w:bookmarkEnd w:id="1"/>
+      <w:r>
+        <w:rPr>
+          <w:rFonts w:ascii="宋体" w:eastAsia="宋体" w:hAnsi="宋体"/>
+          <w:b/>
+          <w:bCs/>
+          <w:sz w:val="32"/>
+          <w:szCs w:val="32"/>
+        </w:rPr>
+        <w:t>》</w:t>
       </w:r>
       <w:bookmarkEnd w:id="0"/>
       <w:r>
@@ -157,7 +179,23 @@
           <w:rFonts w:ascii="宋体" w:eastAsia="宋体" w:hAnsi="宋体"/>
           <w:sz w:val="24"/>
         </w:rPr>
-        <w:t>统的人工查阅方式效率低下，且难以快速应对“某地在某区建设某项目是否合规”的精准判定需求，亟需智能化手段辅助决策。</w:t>
+        <w:t>统的人工查阅方式效率低下，且难以快速应对“某地在某区建设某项目是否合</w:t>
+      </w:r>
+      <w:proofErr w:type="gramStart"/>
+      <w:r>
+        <w:rPr>
+          <w:rFonts w:ascii="宋体" w:eastAsia="宋体" w:hAnsi="宋体"/>
+          <w:sz w:val="24"/>
+        </w:rPr>
+        <w:t>规</w:t>
+      </w:r>
+      <w:proofErr w:type="gramEnd"/>
+      <w:r>
+        <w:rPr>
+          <w:rFonts w:ascii="宋体" w:eastAsia="宋体" w:hAnsi="宋体"/>
+          <w:sz w:val="24"/>
+        </w:rPr>
+        <w:t>”的精准判定需求，亟需智能化手段辅助决策。</w:t>
       </w:r>
     </w:p>
     <w:p>
@@ -239,7 +277,7 @@
           <w:numId w:val="1"/>
         </w:numPr>
         <w:rPr>
-          <w:rFonts w:ascii="宋体" w:eastAsia="宋体" w:hAnsi="宋体"/>
+          <w:rFonts w:ascii="宋体" w:eastAsia="宋体" w:hAnsi="宋体" w:hint="eastAsia"/>
           <w:sz w:val="24"/>
         </w:rPr>
       </w:pPr>
@@ -767,7 +805,23 @@
                 <w:sz w:val="24"/>
               </w:rPr>
               <w:br/>
-              <w:t>(含：单元名称、所属行政区、管控要求摘要)</w:t>
+              <w:t>(含：单元名称、所属行政区、管</w:t>
+            </w:r>
+            <w:proofErr w:type="gramStart"/>
+            <w:r>
+              <w:rPr>
+                <w:rFonts w:ascii="宋体" w:eastAsia="宋体" w:hAnsi="宋体"/>
+                <w:sz w:val="24"/>
+              </w:rPr>
+              <w:t>控要求</w:t>
+            </w:r>
+            <w:proofErr w:type="gramEnd"/>
+            <w:r>
+              <w:rPr>
+                <w:rFonts w:ascii="宋体" w:eastAsia="宋体" w:hAnsi="宋体"/>
+                <w:sz w:val="24"/>
+              </w:rPr>
+              <w:t>摘要)</w:t>
             </w:r>
           </w:p>
         </w:tc>
@@ -802,7 +856,23 @@
                 <w:rFonts w:ascii="宋体" w:eastAsia="宋体" w:hAnsi="宋体"/>
                 <w:sz w:val="24"/>
               </w:rPr>
-              <w:t>生态环境部“分区管控平台”下载各省发布的《生态环境准入清单》Excel版。只保留“单元名称”、“包含乡镇/县”、“管控要求”这三列，其他全删。</w:t>
+              <w:t>生态环境部“分区管控平台”下载各省发布的《生态环境准入清单》Excel版。只保留“单元名称”、“包含乡镇/县”、“管控要求”这三列，其他全</w:t>
+            </w:r>
+            <w:proofErr w:type="gramStart"/>
+            <w:r>
+              <w:rPr>
+                <w:rFonts w:ascii="宋体" w:eastAsia="宋体" w:hAnsi="宋体"/>
+                <w:sz w:val="24"/>
+              </w:rPr>
+              <w:t>删</w:t>
+            </w:r>
+            <w:proofErr w:type="gramEnd"/>
+            <w:r>
+              <w:rPr>
+                <w:rFonts w:ascii="宋体" w:eastAsia="宋体" w:hAnsi="宋体"/>
+                <w:sz w:val="24"/>
+              </w:rPr>
+              <w:t>。</w:t>
             </w:r>
           </w:p>
         </w:tc>
@@ -878,8 +948,19 @@
                 <w:bCs/>
                 <w:sz w:val="24"/>
               </w:rPr>
-              <w:t>③ 行政区划层级表</w:t>
+              <w:t>③ 行政区划</w:t>
             </w:r>
+            <w:proofErr w:type="gramStart"/>
+            <w:r>
+              <w:rPr>
+                <w:rFonts w:ascii="宋体" w:eastAsia="宋体" w:hAnsi="宋体"/>
+                <w:b/>
+                <w:bCs/>
+                <w:sz w:val="24"/>
+              </w:rPr>
+              <w:t>层级表</w:t>
+            </w:r>
+            <w:proofErr w:type="gramEnd"/>
             <w:r>
               <w:rPr>
                 <w:rFonts w:ascii="宋体" w:eastAsia="宋体" w:hAnsi="宋体"/>
@@ -916,12 +997,21 @@
                 <w:sz w:val="24"/>
               </w:rPr>
             </w:pPr>
+            <w:proofErr w:type="gramStart"/>
             <w:r>
               <w:rPr>
                 <w:rFonts w:ascii="宋体" w:eastAsia="宋体" w:hAnsi="宋体"/>
                 <w:sz w:val="24"/>
               </w:rPr>
-              <w:t>民政部官网下载最新Excel代码表。</w:t>
+              <w:t>民政部官网下载</w:t>
+            </w:r>
+            <w:proofErr w:type="gramEnd"/>
+            <w:r>
+              <w:rPr>
+                <w:rFonts w:ascii="宋体" w:eastAsia="宋体" w:hAnsi="宋体"/>
+                <w:sz w:val="24"/>
+              </w:rPr>
+              <w:t>最新Excel代码表。</w:t>
             </w:r>
           </w:p>
         </w:tc>
@@ -1040,7 +1130,23 @@
                 <w:rFonts w:ascii="宋体" w:eastAsia="宋体" w:hAnsi="宋体"/>
                 <w:sz w:val="24"/>
               </w:rPr>
-              <w:t>生态环境部官网下载PDF/Excel。这是一个标准字典，结构固定，直接转为JSON或CSV存入图谱作为“同义词词典”使用。</w:t>
+              <w:t>生态环境</w:t>
+            </w:r>
+            <w:proofErr w:type="gramStart"/>
+            <w:r>
+              <w:rPr>
+                <w:rFonts w:ascii="宋体" w:eastAsia="宋体" w:hAnsi="宋体"/>
+                <w:sz w:val="24"/>
+              </w:rPr>
+              <w:t>部官网</w:t>
+            </w:r>
+            <w:proofErr w:type="gramEnd"/>
+            <w:r>
+              <w:rPr>
+                <w:rFonts w:ascii="宋体" w:eastAsia="宋体" w:hAnsi="宋体"/>
+                <w:sz w:val="24"/>
+              </w:rPr>
+              <w:t>下载PDF/Excel。这是一个标准字典，结构固定，直接转为JSON或CSV存入图谱作为“同义词词典”使用。</w:t>
             </w:r>
           </w:p>
         </w:tc>
@@ -1098,7 +1204,23 @@
           <w:sz w:val="24"/>
         </w:rPr>
         <w:br/>
-        <w:t>用 ③行政区划 把 地点 归一化为 标准县/乡名</w:t>
+        <w:t>用 ③行政区划 把 地点 归一化为 </w:t>
+      </w:r>
+      <w:proofErr w:type="gramStart"/>
+      <w:r>
+        <w:rPr>
+          <w:rFonts w:ascii="宋体" w:eastAsia="宋体" w:hAnsi="宋体"/>
+          <w:sz w:val="24"/>
+        </w:rPr>
+        <w:t>标准县</w:t>
+      </w:r>
+      <w:proofErr w:type="gramEnd"/>
+      <w:r>
+        <w:rPr>
+          <w:rFonts w:ascii="宋体" w:eastAsia="宋体" w:hAnsi="宋体"/>
+          <w:sz w:val="24"/>
+        </w:rPr>
+        <w:t>/乡名</w:t>
       </w:r>
       <w:r>
         <w:rPr>
@@ -1148,7 +1270,7 @@
           <w:sz w:val="24"/>
         </w:rPr>
       </w:pPr>
-      <w:bookmarkStart w:id="1" w:name="OLE_LINK3"/>
+      <w:bookmarkStart w:id="2" w:name="OLE_LINK3"/>
       <w:r>
         <w:rPr>
           <w:rFonts w:ascii="宋体" w:eastAsia="宋体" w:hAnsi="宋体"/>
@@ -1168,7 +1290,7 @@
           <w:sz w:val="24"/>
         </w:rPr>
       </w:pPr>
-      <w:bookmarkStart w:id="2" w:name="OLE_LINK6"/>
+      <w:bookmarkStart w:id="3" w:name="OLE_LINK6"/>
       <w:r>
         <w:rPr>
           <w:rFonts w:ascii="宋体" w:eastAsia="宋体" w:hAnsi="宋体" w:hint="eastAsia"/>
@@ -1187,7 +1309,7 @@
         </w:rPr>
         <w:t>数据处理</w:t>
       </w:r>
-      <w:bookmarkEnd w:id="1"/>
+      <w:bookmarkEnd w:id="2"/>
     </w:p>
     <w:p>
       <w:pPr>
@@ -1269,7 +1391,23 @@
           <w:sz w:val="24"/>
         </w:rPr>
         <w:lastRenderedPageBreak/>
-        <w:t xml:space="preserve"> Prompt 构建：[角色] + [图谱结论(若有)] + [RAG 法条] + [用户问题] + [约束：必须引用真实法条号]。</w:t>
+        <w:t xml:space="preserve"> Prompt 构建：[角色] + [图谱结论(若有)] + [RAG 法条] + [用户问题] + [约束：必须引用真实</w:t>
+      </w:r>
+      <w:proofErr w:type="gramStart"/>
+      <w:r>
+        <w:rPr>
+          <w:rFonts w:ascii="宋体" w:eastAsia="宋体" w:hAnsi="宋体"/>
+          <w:sz w:val="24"/>
+        </w:rPr>
+        <w:t>法条号</w:t>
+      </w:r>
+      <w:proofErr w:type="gramEnd"/>
+      <w:r>
+        <w:rPr>
+          <w:rFonts w:ascii="宋体" w:eastAsia="宋体" w:hAnsi="宋体"/>
+          <w:sz w:val="24"/>
+        </w:rPr>
+        <w:t>]。</w:t>
       </w:r>
     </w:p>
     <w:p>
@@ -1345,17 +1483,17 @@
           <w:numId w:val="25"/>
         </w:numPr>
         <w:rPr>
-          <w:rFonts w:ascii="宋体" w:eastAsia="宋体" w:hAnsi="宋体"/>
-          <w:color w:val="EE0000"/>
-          <w:sz w:val="24"/>
-        </w:rPr>
-      </w:pPr>
-      <w:r>
-        <w:rPr>
           <w:rFonts w:ascii="宋体" w:eastAsia="宋体" w:hAnsi="宋体" w:hint="eastAsia"/>
           <w:color w:val="EE0000"/>
           <w:sz w:val="24"/>
         </w:rPr>
+      </w:pPr>
+      <w:r>
+        <w:rPr>
+          <w:rFonts w:ascii="宋体" w:eastAsia="宋体" w:hAnsi="宋体" w:hint="eastAsia"/>
+          <w:color w:val="EE0000"/>
+          <w:sz w:val="24"/>
+        </w:rPr>
         <w:t>测试集：</w:t>
       </w:r>
     </w:p>
@@ -1372,7 +1510,23 @@
           <w:rFonts w:ascii="宋体" w:eastAsia="宋体" w:hAnsi="宋体"/>
           <w:sz w:val="24"/>
         </w:rPr>
-        <w:t>构建包含 200-500 条样本的 test_set.json，覆盖三种场景：</w:t>
+        <w:t>构建包含 200-500 条样本的 </w:t>
+      </w:r>
+      <w:proofErr w:type="spellStart"/>
+      <w:r>
+        <w:rPr>
+          <w:rFonts w:ascii="宋体" w:eastAsia="宋体" w:hAnsi="宋体"/>
+          <w:sz w:val="24"/>
+        </w:rPr>
+        <w:t>test_set.json</w:t>
+      </w:r>
+      <w:proofErr w:type="spellEnd"/>
+      <w:r>
+        <w:rPr>
+          <w:rFonts w:ascii="宋体" w:eastAsia="宋体" w:hAnsi="宋体"/>
+          <w:sz w:val="24"/>
+        </w:rPr>
+        <w:t>，覆盖三种场景：</w:t>
       </w:r>
     </w:p>
     <w:p>
@@ -1442,7 +1596,7 @@
           <w:numId w:val="25"/>
         </w:numPr>
         <w:rPr>
-          <w:rFonts w:ascii="宋体" w:eastAsia="宋体" w:hAnsi="宋体"/>
+          <w:rFonts w:ascii="宋体" w:eastAsia="宋体" w:hAnsi="宋体" w:hint="eastAsia"/>
           <w:b/>
           <w:bCs/>
           <w:sz w:val="24"/>
@@ -1562,7 +1716,23 @@
           <w:rFonts w:ascii="宋体" w:eastAsia="宋体" w:hAnsi="宋体"/>
           <w:sz w:val="24"/>
         </w:rPr>
-        <w:t>(标准法条号)}。</w:t>
+        <w:t>(标准</w:t>
+      </w:r>
+      <w:proofErr w:type="gramStart"/>
+      <w:r>
+        <w:rPr>
+          <w:rFonts w:ascii="宋体" w:eastAsia="宋体" w:hAnsi="宋体"/>
+          <w:sz w:val="24"/>
+        </w:rPr>
+        <w:t>法条号</w:t>
+      </w:r>
+      <w:proofErr w:type="gramEnd"/>
+      <w:r>
+        <w:rPr>
+          <w:rFonts w:ascii="宋体" w:eastAsia="宋体" w:hAnsi="宋体"/>
+          <w:sz w:val="24"/>
+        </w:rPr>
+        <w:t>)}。</w:t>
       </w:r>
     </w:p>
     <w:p>
@@ -1706,7 +1876,39 @@
           <w:rFonts w:ascii="宋体" w:eastAsia="宋体" w:hAnsi="宋体"/>
           <w:sz w:val="24"/>
         </w:rPr>
-        <w:t>幻觉检测：检查生成的法条号是否真实存在（通过正则匹配法条库验证）。</w:t>
+        <w:t>幻觉检测：检查生成的</w:t>
+      </w:r>
+      <w:proofErr w:type="gramStart"/>
+      <w:r>
+        <w:rPr>
+          <w:rFonts w:ascii="宋体" w:eastAsia="宋体" w:hAnsi="宋体"/>
+          <w:sz w:val="24"/>
+        </w:rPr>
+        <w:t>法条号是否</w:t>
+      </w:r>
+      <w:proofErr w:type="gramEnd"/>
+      <w:r>
+        <w:rPr>
+          <w:rFonts w:ascii="宋体" w:eastAsia="宋体" w:hAnsi="宋体"/>
+          <w:sz w:val="24"/>
+        </w:rPr>
+        <w:t>真实存在（通过正则匹配</w:t>
+      </w:r>
+      <w:proofErr w:type="gramStart"/>
+      <w:r>
+        <w:rPr>
+          <w:rFonts w:ascii="宋体" w:eastAsia="宋体" w:hAnsi="宋体"/>
+          <w:sz w:val="24"/>
+        </w:rPr>
+        <w:t>法条库验证</w:t>
+      </w:r>
+      <w:proofErr w:type="gramEnd"/>
+      <w:r>
+        <w:rPr>
+          <w:rFonts w:ascii="宋体" w:eastAsia="宋体" w:hAnsi="宋体"/>
+          <w:sz w:val="24"/>
+        </w:rPr>
+        <w:t>）。</w:t>
       </w:r>
     </w:p>
     <w:p>
@@ -1725,8 +1927,17 @@
           <w:rFonts w:ascii="宋体" w:eastAsia="宋体" w:hAnsi="宋体"/>
           <w:sz w:val="24"/>
         </w:rPr>
-        <w:t>引用精准度：计算生成的法条号与</w:t>
-      </w:r>
+        <w:t>引用精准度：计算生成的</w:t>
+      </w:r>
+      <w:proofErr w:type="gramStart"/>
+      <w:r>
+        <w:rPr>
+          <w:rFonts w:ascii="宋体" w:eastAsia="宋体" w:hAnsi="宋体"/>
+          <w:sz w:val="24"/>
+        </w:rPr>
+        <w:t>法条号与</w:t>
+      </w:r>
+      <w:proofErr w:type="gramEnd"/>
       <w:r>
         <w:rPr>
           <w:rFonts w:ascii="宋体" w:eastAsia="宋体" w:hAnsi="宋体"/>
@@ -1742,7 +1953,7 @@
         <w:t>的重合度。</w:t>
       </w:r>
     </w:p>
-    <w:bookmarkEnd w:id="2"/>
+    <w:bookmarkEnd w:id="3"/>
     <w:p>
       <w:pPr>
         <w:rPr>
